--- a/docker-learning/docker使用教程.docx
+++ b/docker-learning/docker使用教程.docx
@@ -14,7 +14,7 @@
           <w:rFonts w:hint="eastAsia"/>
           <w:lang w:val="en-US" w:eastAsia="zh-CN"/>
         </w:rPr>
-        <w:t>Docker 就是一个“轻量级的虚拟机”，专门用来把软件和它依赖的整个运行环境（代码、系统工具、库、配置）一起打包成一个标准化箱子。 这个箱子可以在任何安装了 Docker 的电脑上直接运行，保证环境完全一致。</w:t>
+        <w:t>Docker 专门用来把软件和它依赖的整个运行环境（代码、系统工具、库、配置）一起打包成一个标准化箱子。 这个箱子可以在任何安装了 Docker 的电脑上直接运行，保证环境完全一致。</w:t>
       </w:r>
     </w:p>
     <w:p>
@@ -285,6 +285,7 @@
     <w:p>
       <w:pPr>
         <w:numPr>
+          <w:ilvl w:val="0"/>
           <w:numId w:val="0"/>
         </w:numPr>
         <w:ind w:leftChars="0"/>
@@ -331,6 +332,7 @@
     <w:p>
       <w:pPr>
         <w:numPr>
+          <w:ilvl w:val="0"/>
           <w:numId w:val="0"/>
         </w:numPr>
         <w:ind w:leftChars="0"/>
@@ -422,6 +424,7 @@
     <w:p>
       <w:pPr>
         <w:numPr>
+          <w:ilvl w:val="0"/>
           <w:numId w:val="0"/>
         </w:numPr>
         <w:ind w:leftChars="0"/>
@@ -539,6 +542,7 @@
     <w:p>
       <w:pPr>
         <w:numPr>
+          <w:ilvl w:val="0"/>
           <w:numId w:val="0"/>
         </w:numPr>
         <w:ind w:leftChars="0"/>
@@ -558,6 +562,7 @@
     <w:p>
       <w:pPr>
         <w:numPr>
+          <w:ilvl w:val="0"/>
           <w:numId w:val="0"/>
         </w:numPr>
         <w:ind w:leftChars="0"/>
@@ -570,6 +575,7 @@
     <w:p>
       <w:pPr>
         <w:numPr>
+          <w:ilvl w:val="0"/>
           <w:numId w:val="0"/>
         </w:numPr>
         <w:ind w:leftChars="0"/>
@@ -622,6 +628,7 @@
     <w:p>
       <w:pPr>
         <w:numPr>
+          <w:ilvl w:val="0"/>
           <w:numId w:val="0"/>
         </w:numPr>
         <w:ind w:leftChars="0"/>
@@ -641,6 +648,7 @@
     <w:p>
       <w:pPr>
         <w:numPr>
+          <w:ilvl w:val="0"/>
           <w:numId w:val="0"/>
         </w:numPr>
         <w:ind w:leftChars="0"/>
@@ -714,6 +722,7 @@
     <w:p>
       <w:pPr>
         <w:numPr>
+          <w:ilvl w:val="0"/>
           <w:numId w:val="0"/>
         </w:numPr>
         <w:ind w:leftChars="0"/>
@@ -766,6 +775,7 @@
     <w:p>
       <w:pPr>
         <w:numPr>
+          <w:ilvl w:val="0"/>
           <w:numId w:val="0"/>
         </w:numPr>
         <w:ind w:leftChars="0"/>
@@ -1180,12 +1190,11 @@
         </w:rPr>
         <w:t># 进去后，你就可以执行 python tools/test.py ... 了</w:t>
       </w:r>
-      <w:bookmarkStart w:id="0" w:name="_GoBack"/>
-      <w:bookmarkEnd w:id="0"/>
-    </w:p>
-    <w:p>
-      <w:pPr>
-        <w:numPr>
+    </w:p>
+    <w:p>
+      <w:pPr>
+        <w:numPr>
+          <w:ilvl w:val="0"/>
           <w:numId w:val="0"/>
         </w:numPr>
         <w:ind w:leftChars="0"/>
@@ -1247,12 +1256,15 @@
           <w:rFonts w:hint="eastAsia"/>
           <w:lang w:val="en-US" w:eastAsia="zh-CN"/>
         </w:rPr>
-        <w:t>Dockerfile制作镜像</w:t>
-      </w:r>
-    </w:p>
-    <w:p>
-      <w:pPr>
-        <w:numPr>
+        <w:t>Dockerfile制作镜像在mmdetection。</w:t>
+      </w:r>
+      <w:bookmarkStart w:id="0" w:name="_GoBack"/>
+      <w:bookmarkEnd w:id="0"/>
+    </w:p>
+    <w:p>
+      <w:pPr>
+        <w:numPr>
+          <w:ilvl w:val="0"/>
           <w:numId w:val="0"/>
         </w:numPr>
         <w:ind w:leftChars="0"/>
